--- a/plantilla/secadorfueradeservicio.docx
+++ b/plantilla/secadorfueradeservicio.docx
@@ -76,13 +76,7 @@
         <w:rPr>
           <w:color w:val="0095BB"/>
         </w:rPr>
-        <w:t>R</w:t>
-      </w:r>
-      <w:r>
-        <w:rPr>
-          <w:color w:val="0095BB"/>
-        </w:rPr>
-        <w:t>eporte de Servicio</w:t>
+        <w:t>Reporte de Servicio</w:t>
       </w:r>
     </w:p>
     <w:p>
@@ -105,12 +99,21 @@
           <w:bCs w:val="0"/>
         </w:rPr>
       </w:pPr>
+      <w:proofErr w:type="gramStart"/>
       <w:r>
         <w:rPr>
           <w:b w:val="0"/>
           <w:bCs w:val="0"/>
         </w:rPr>
-        <w:t>{{ fecha }}</w:t>
+        <w:t>{{ fecha</w:t>
+      </w:r>
+      <w:proofErr w:type="gramEnd"/>
+      <w:r>
+        <w:rPr>
+          <w:b w:val="0"/>
+          <w:bCs w:val="0"/>
+        </w:rPr>
+        <w:t xml:space="preserve"> }}</w:t>
       </w:r>
     </w:p>
     <w:p>
@@ -153,7 +156,49 @@
         <w:rPr>
           <w:color w:val="000000"/>
         </w:rPr>
-        <w:t>Contacto: {{ cliente_contacto }}</w:t>
+        <w:t xml:space="preserve">Contacto: </w:t>
+      </w:r>
+      <w:proofErr w:type="gramStart"/>
+      <w:r>
+        <w:rPr>
+          <w:color w:val="000000"/>
+        </w:rPr>
+        <w:t xml:space="preserve">{{ </w:t>
+      </w:r>
+      <w:proofErr w:type="spellStart"/>
+      <w:r>
+        <w:rPr>
+          <w:color w:val="000000"/>
+        </w:rPr>
+        <w:t>cliente</w:t>
+      </w:r>
+      <w:proofErr w:type="gramEnd"/>
+      <w:r>
+        <w:rPr>
+          <w:color w:val="000000"/>
+        </w:rPr>
+        <w:t>_</w:t>
+      </w:r>
+      <w:proofErr w:type="gramStart"/>
+      <w:r>
+        <w:rPr>
+          <w:color w:val="000000"/>
+        </w:rPr>
+        <w:t>contacto</w:t>
+      </w:r>
+      <w:proofErr w:type="spellEnd"/>
+      <w:r>
+        <w:rPr>
+          <w:color w:val="000000"/>
+        </w:rPr>
+        <w:t xml:space="preserve"> }</w:t>
+      </w:r>
+      <w:proofErr w:type="gramEnd"/>
+      <w:r>
+        <w:rPr>
+          <w:color w:val="000000"/>
+        </w:rPr>
+        <w:t>}</w:t>
       </w:r>
     </w:p>
     <w:p>
@@ -250,7 +295,7 @@
               </wp:anchor>
             </w:drawing>
           </mc:Choice>
-          <mc:Fallback xmlns:cr="http://schemas.microsoft.com/office/comments/2020/reactions" xmlns="http://schemas.microsoft.com/office/tasks/2019/documenttasks" xmlns:dgm="http://schemas.openxmlformats.org/drawingml/2006/diagram" xmlns:lc="http://schemas.openxmlformats.org/drawingml/2006/lockedCanvas" xmlns:c="http://schemas.openxmlformats.org/drawingml/2006/chart" xmlns:pic="http://schemas.openxmlformats.org/drawingml/2006/picture" xmlns:a="http://schemas.openxmlformats.org/drawingml/2006/main" xmlns:sl="http://schemas.openxmlformats.org/schemaLibrary/2006/main">
+          <mc:Fallback xmlns:sl="http://schemas.openxmlformats.org/schemaLibrary/2006/main" xmlns:a="http://schemas.openxmlformats.org/drawingml/2006/main" xmlns:pic="http://schemas.openxmlformats.org/drawingml/2006/picture" xmlns:c="http://schemas.openxmlformats.org/drawingml/2006/chart" xmlns:lc="http://schemas.openxmlformats.org/drawingml/2006/lockedCanvas" xmlns:dgm="http://schemas.openxmlformats.org/drawingml/2006/diagram" xmlns="http://schemas.microsoft.com/office/tasks/2019/documenttasks" xmlns:cr="http://schemas.microsoft.com/office/comments/2020/reactions">
             <w:drawing>
               <wp:anchor allowOverlap="1" behindDoc="0" distB="0" distT="0" distL="0" distR="0" hidden="0" layoutInCell="1" locked="0" relativeHeight="0" simplePos="0">
                 <wp:simplePos x="0" y="0"/>
@@ -318,7 +363,78 @@
         <w:ind w:left="152"/>
       </w:pPr>
       <w:r>
-        <w:t>Se realizó {{ tipo_intervencion }} a equipo secador  {{ modelo }} con TAG idntificador  {{ tag }} de {{ ubicacion }}, {{ area }}, conforme a procedimientos internos y buenas prácticas de mantenimiento.</w:t>
+        <w:t xml:space="preserve">Se realizó </w:t>
+      </w:r>
+      <w:proofErr w:type="gramStart"/>
+      <w:r>
+        <w:t xml:space="preserve">{{ </w:t>
+      </w:r>
+      <w:proofErr w:type="spellStart"/>
+      <w:r>
+        <w:t>tipo</w:t>
+      </w:r>
+      <w:proofErr w:type="gramEnd"/>
+      <w:r>
+        <w:t>_</w:t>
+      </w:r>
+      <w:proofErr w:type="gramStart"/>
+      <w:r>
+        <w:t>intervencion</w:t>
+      </w:r>
+      <w:proofErr w:type="spellEnd"/>
+      <w:r>
+        <w:t xml:space="preserve"> }</w:t>
+      </w:r>
+      <w:proofErr w:type="gramEnd"/>
+      <w:r>
+        <w:t xml:space="preserve">} a equipo </w:t>
+      </w:r>
+      <w:proofErr w:type="gramStart"/>
+      <w:r>
+        <w:t>secador  {{ modelo</w:t>
+      </w:r>
+      <w:proofErr w:type="gramEnd"/>
+      <w:r>
+        <w:t xml:space="preserve"> }} con TAG </w:t>
+      </w:r>
+      <w:proofErr w:type="spellStart"/>
+      <w:proofErr w:type="gramStart"/>
+      <w:r>
+        <w:t>idntificador</w:t>
+      </w:r>
+      <w:proofErr w:type="spellEnd"/>
+      <w:r>
+        <w:t xml:space="preserve">  {{ tag</w:t>
+      </w:r>
+      <w:proofErr w:type="gramEnd"/>
+      <w:r>
+        <w:t xml:space="preserve"> }} de </w:t>
+      </w:r>
+      <w:proofErr w:type="gramStart"/>
+      <w:r>
+        <w:t xml:space="preserve">{{ </w:t>
+      </w:r>
+      <w:proofErr w:type="spellStart"/>
+      <w:r>
+        <w:t>ubicacion</w:t>
+      </w:r>
+      <w:proofErr w:type="spellEnd"/>
+      <w:proofErr w:type="gramEnd"/>
+      <w:r>
+        <w:t xml:space="preserve"> }}, </w:t>
+      </w:r>
+      <w:proofErr w:type="gramStart"/>
+      <w:r>
+        <w:t xml:space="preserve">{{ </w:t>
+      </w:r>
+      <w:proofErr w:type="spellStart"/>
+      <w:r>
+        <w:t>area</w:t>
+      </w:r>
+      <w:proofErr w:type="spellEnd"/>
+      <w:proofErr w:type="gramEnd"/>
+      <w:r>
+        <w:t xml:space="preserve"> }}, conforme a procedimientos internos y buenas prácticas de mantenimiento.</w:t>
       </w:r>
     </w:p>
     <w:p>
@@ -408,15 +524,58 @@
           <w:between w:val="nil"/>
         </w:pBdr>
         <w:spacing w:before="198"/>
-        <w:rPr>
-          <w:color w:val="000000"/>
-        </w:rPr>
-      </w:pPr>
-      <w:r>
-        <w:rPr>
-          <w:color w:val="000000"/>
-        </w:rPr>
-        <w:t>{{ estado_entrega }}</w:t>
+        <w:ind w:firstLine="304"/>
+        <w:rPr>
+          <w:color w:val="000000"/>
+        </w:rPr>
+      </w:pPr>
+      <w:r>
+        <w:rPr>
+          <w:color w:val="000000"/>
+        </w:rPr>
+        <w:t xml:space="preserve"> </w:t>
+      </w:r>
+      <w:proofErr w:type="gramStart"/>
+      <w:r>
+        <w:rPr>
+          <w:color w:val="000000"/>
+        </w:rPr>
+        <w:t xml:space="preserve">{{ </w:t>
+      </w:r>
+      <w:proofErr w:type="spellStart"/>
+      <w:r>
+        <w:rPr>
+          <w:color w:val="000000"/>
+        </w:rPr>
+        <w:t>estado</w:t>
+      </w:r>
+      <w:proofErr w:type="gramEnd"/>
+      <w:r>
+        <w:rPr>
+          <w:color w:val="000000"/>
+        </w:rPr>
+        <w:t>_</w:t>
+      </w:r>
+      <w:proofErr w:type="gramStart"/>
+      <w:r>
+        <w:rPr>
+          <w:color w:val="000000"/>
+        </w:rPr>
+        <w:t>entrega</w:t>
+      </w:r>
+      <w:proofErr w:type="spellEnd"/>
+      <w:r>
+        <w:rPr>
+          <w:color w:val="000000"/>
+        </w:rPr>
+        <w:t xml:space="preserve"> }</w:t>
+      </w:r>
+      <w:proofErr w:type="gramEnd"/>
+      <w:r>
+        <w:rPr>
+          <w:color w:val="000000"/>
+        </w:rPr>
+        <w:t>}</w:t>
       </w:r>
     </w:p>
     <w:p>
@@ -460,7 +619,23 @@
           <w:b w:val="0"/>
           <w:bCs w:val="0"/>
         </w:rPr>
-        <w:t xml:space="preserve"> {{ recomendaciones }}</w:t>
+        <w:t xml:space="preserve"> </w:t>
+      </w:r>
+      <w:proofErr w:type="gramStart"/>
+      <w:r>
+        <w:rPr>
+          <w:b w:val="0"/>
+          <w:bCs w:val="0"/>
+        </w:rPr>
+        <w:t>{{ recomendaciones</w:t>
+      </w:r>
+      <w:proofErr w:type="gramEnd"/>
+      <w:r>
+        <w:rPr>
+          <w:b w:val="0"/>
+          <w:bCs w:val="0"/>
+        </w:rPr>
+        <w:t xml:space="preserve"> }}</w:t>
       </w:r>
     </w:p>
     <w:p>
@@ -670,11 +845,19 @@
                 <w:color w:val="000000"/>
               </w:rPr>
             </w:pPr>
-            <w:r>
-              <w:rPr>
-                <w:color w:val="000000"/>
-              </w:rPr>
-              <w:t>{{ fecha }}</w:t>
+            <w:proofErr w:type="gramStart"/>
+            <w:r>
+              <w:rPr>
+                <w:color w:val="000000"/>
+              </w:rPr>
+              <w:t>{{ fecha</w:t>
+            </w:r>
+            <w:proofErr w:type="gramEnd"/>
+            <w:r>
+              <w:rPr>
+                <w:color w:val="000000"/>
+              </w:rPr>
+              <w:t xml:space="preserve"> }}</w:t>
             </w:r>
           </w:p>
         </w:tc>
@@ -697,11 +880,19 @@
                 <w:color w:val="000000"/>
               </w:rPr>
             </w:pPr>
-            <w:r>
-              <w:rPr>
-                <w:color w:val="000000"/>
-              </w:rPr>
-              <w:t>{{ tecnico_1 }}</w:t>
+            <w:proofErr w:type="gramStart"/>
+            <w:r>
+              <w:rPr>
+                <w:color w:val="000000"/>
+              </w:rPr>
+              <w:t>{{ tecnico</w:t>
+            </w:r>
+            <w:proofErr w:type="gramEnd"/>
+            <w:r>
+              <w:rPr>
+                <w:color w:val="000000"/>
+              </w:rPr>
+              <w:t>_1 }}</w:t>
             </w:r>
           </w:p>
         </w:tc>
@@ -777,11 +968,19 @@
                 <w:color w:val="000000"/>
               </w:rPr>
             </w:pPr>
-            <w:r>
-              <w:rPr>
-                <w:color w:val="000000"/>
-              </w:rPr>
-              <w:t>{{ fecha }}</w:t>
+            <w:proofErr w:type="gramStart"/>
+            <w:r>
+              <w:rPr>
+                <w:color w:val="000000"/>
+              </w:rPr>
+              <w:t>{{ fecha</w:t>
+            </w:r>
+            <w:proofErr w:type="gramEnd"/>
+            <w:r>
+              <w:rPr>
+                <w:color w:val="000000"/>
+              </w:rPr>
+              <w:t xml:space="preserve"> }}</w:t>
             </w:r>
           </w:p>
         </w:tc>
@@ -804,11 +1003,19 @@
                 <w:color w:val="000000"/>
               </w:rPr>
             </w:pPr>
-            <w:r>
-              <w:rPr>
-                <w:color w:val="000000"/>
-              </w:rPr>
-              <w:t>{{ tecnico_2 }}</w:t>
+            <w:proofErr w:type="gramStart"/>
+            <w:r>
+              <w:rPr>
+                <w:color w:val="000000"/>
+              </w:rPr>
+              <w:t>{{ tecnico</w:t>
+            </w:r>
+            <w:proofErr w:type="gramEnd"/>
+            <w:r>
+              <w:rPr>
+                <w:color w:val="000000"/>
+              </w:rPr>
+              <w:t>_2 }}</w:t>
             </w:r>
           </w:p>
         </w:tc>
@@ -1022,11 +1229,33 @@
                 <w:color w:val="000000"/>
               </w:rPr>
             </w:pPr>
-            <w:r>
-              <w:rPr>
-                <w:color w:val="000000"/>
-              </w:rPr>
-              <w:t>{{ equipo_modelo }}</w:t>
+            <w:proofErr w:type="gramStart"/>
+            <w:r>
+              <w:rPr>
+                <w:color w:val="000000"/>
+              </w:rPr>
+              <w:t xml:space="preserve">{{ </w:t>
+            </w:r>
+            <w:proofErr w:type="spellStart"/>
+            <w:r>
+              <w:rPr>
+                <w:color w:val="000000"/>
+              </w:rPr>
+              <w:t>equipo</w:t>
+            </w:r>
+            <w:proofErr w:type="gramEnd"/>
+            <w:r>
+              <w:rPr>
+                <w:color w:val="000000"/>
+              </w:rPr>
+              <w:t>_modelo</w:t>
+            </w:r>
+            <w:proofErr w:type="spellEnd"/>
+            <w:r>
+              <w:rPr>
+                <w:color w:val="000000"/>
+              </w:rPr>
+              <w:t xml:space="preserve"> }}</w:t>
             </w:r>
           </w:p>
         </w:tc>
@@ -1087,11 +1316,19 @@
                 <w:color w:val="000000"/>
               </w:rPr>
             </w:pPr>
-            <w:r>
-              <w:rPr>
-                <w:color w:val="000000"/>
-              </w:rPr>
-              <w:t>{{ fecha }}</w:t>
+            <w:proofErr w:type="gramStart"/>
+            <w:r>
+              <w:rPr>
+                <w:color w:val="000000"/>
+              </w:rPr>
+              <w:t>{{ fecha</w:t>
+            </w:r>
+            <w:proofErr w:type="gramEnd"/>
+            <w:r>
+              <w:rPr>
+                <w:color w:val="000000"/>
+              </w:rPr>
+              <w:t xml:space="preserve"> }}</w:t>
             </w:r>
           </w:p>
         </w:tc>
@@ -1150,11 +1387,19 @@
                 <w:color w:val="000000"/>
               </w:rPr>
             </w:pPr>
-            <w:r>
-              <w:rPr>
-                <w:color w:val="000000"/>
-              </w:rPr>
-              <w:t>{{ serie }}</w:t>
+            <w:proofErr w:type="gramStart"/>
+            <w:r>
+              <w:rPr>
+                <w:color w:val="000000"/>
+              </w:rPr>
+              <w:t>{{ serie</w:t>
+            </w:r>
+            <w:proofErr w:type="gramEnd"/>
+            <w:r>
+              <w:rPr>
+                <w:color w:val="000000"/>
+              </w:rPr>
+              <w:t xml:space="preserve"> }}</w:t>
             </w:r>
           </w:p>
         </w:tc>
@@ -1850,6 +2095,7 @@
                                 <w:szCs w:val="40"/>
                               </w:rPr>
                             </w:pPr>
+                            <w:proofErr w:type="gramStart"/>
                             <w:r>
                               <w:rPr>
                                 <w:rFonts w:ascii="Arial" w:eastAsia="Arial" w:hAnsi="Arial" w:cs="Arial"/>
@@ -1857,7 +2103,57 @@
                                 <w:sz w:val="40"/>
                                 <w:szCs w:val="40"/>
                               </w:rPr>
-                              <w:t>{{ firma_cliente }}</w:t>
+                              <w:t xml:space="preserve">{{ </w:t>
+                            </w:r>
+                            <w:proofErr w:type="spellStart"/>
+                            <w:r>
+                              <w:rPr>
+                                <w:rFonts w:ascii="Arial" w:eastAsia="Arial" w:hAnsi="Arial" w:cs="Arial"/>
+                                <w:color w:val="000000"/>
+                                <w:sz w:val="40"/>
+                                <w:szCs w:val="40"/>
+                              </w:rPr>
+                              <w:t>firma</w:t>
+                            </w:r>
+                            <w:proofErr w:type="gramEnd"/>
+                            <w:r>
+                              <w:rPr>
+                                <w:rFonts w:ascii="Arial" w:eastAsia="Arial" w:hAnsi="Arial" w:cs="Arial"/>
+                                <w:color w:val="000000"/>
+                                <w:sz w:val="40"/>
+                                <w:szCs w:val="40"/>
+                              </w:rPr>
+                              <w:t>_</w:t>
+                            </w:r>
+                            <w:proofErr w:type="gramStart"/>
+                            <w:r>
+                              <w:rPr>
+                                <w:rFonts w:ascii="Arial" w:eastAsia="Arial" w:hAnsi="Arial" w:cs="Arial"/>
+                                <w:color w:val="000000"/>
+                                <w:sz w:val="40"/>
+                                <w:szCs w:val="40"/>
+                              </w:rPr>
+                              <w:t>cliente</w:t>
+                            </w:r>
+                            <w:proofErr w:type="spellEnd"/>
+                            <w:r>
+                              <w:rPr>
+                                <w:rFonts w:ascii="Arial" w:eastAsia="Arial" w:hAnsi="Arial" w:cs="Arial"/>
+                                <w:color w:val="000000"/>
+                                <w:sz w:val="40"/>
+                                <w:szCs w:val="40"/>
+                              </w:rPr>
+                              <w:t xml:space="preserve"> }</w:t>
+                            </w:r>
+                            <w:proofErr w:type="gramEnd"/>
+                            <w:r>
+                              <w:rPr>
+                                <w:rFonts w:ascii="Arial" w:eastAsia="Arial" w:hAnsi="Arial" w:cs="Arial"/>
+                                <w:color w:val="000000"/>
+                                <w:sz w:val="40"/>
+                                <w:szCs w:val="40"/>
+                              </w:rPr>
+                              <w:t>}</w:t>
                             </w:r>
                           </w:p>
                         </w:txbxContent>
@@ -1973,6 +2269,7 @@
                                 <w:szCs w:val="40"/>
                               </w:rPr>
                             </w:pPr>
+                            <w:proofErr w:type="gramStart"/>
                             <w:r>
                               <w:rPr>
                                 <w:rFonts w:ascii="Arial" w:eastAsia="Arial" w:hAnsi="Arial" w:cs="Arial"/>
@@ -1980,7 +2277,57 @@
                                 <w:sz w:val="40"/>
                                 <w:szCs w:val="40"/>
                               </w:rPr>
-                              <w:t>{{ firma_tecnico }}</w:t>
+                              <w:t xml:space="preserve">{{ </w:t>
+                            </w:r>
+                            <w:proofErr w:type="spellStart"/>
+                            <w:r>
+                              <w:rPr>
+                                <w:rFonts w:ascii="Arial" w:eastAsia="Arial" w:hAnsi="Arial" w:cs="Arial"/>
+                                <w:color w:val="000000"/>
+                                <w:sz w:val="40"/>
+                                <w:szCs w:val="40"/>
+                              </w:rPr>
+                              <w:t>firma</w:t>
+                            </w:r>
+                            <w:proofErr w:type="gramEnd"/>
+                            <w:r>
+                              <w:rPr>
+                                <w:rFonts w:ascii="Arial" w:eastAsia="Arial" w:hAnsi="Arial" w:cs="Arial"/>
+                                <w:color w:val="000000"/>
+                                <w:sz w:val="40"/>
+                                <w:szCs w:val="40"/>
+                              </w:rPr>
+                              <w:t>_</w:t>
+                            </w:r>
+                            <w:proofErr w:type="gramStart"/>
+                            <w:r>
+                              <w:rPr>
+                                <w:rFonts w:ascii="Arial" w:eastAsia="Arial" w:hAnsi="Arial" w:cs="Arial"/>
+                                <w:color w:val="000000"/>
+                                <w:sz w:val="40"/>
+                                <w:szCs w:val="40"/>
+                              </w:rPr>
+                              <w:t>tecnico</w:t>
+                            </w:r>
+                            <w:proofErr w:type="spellEnd"/>
+                            <w:r>
+                              <w:rPr>
+                                <w:rFonts w:ascii="Arial" w:eastAsia="Arial" w:hAnsi="Arial" w:cs="Arial"/>
+                                <w:color w:val="000000"/>
+                                <w:sz w:val="40"/>
+                                <w:szCs w:val="40"/>
+                              </w:rPr>
+                              <w:t xml:space="preserve"> }</w:t>
+                            </w:r>
+                            <w:proofErr w:type="gramEnd"/>
+                            <w:r>
+                              <w:rPr>
+                                <w:rFonts w:ascii="Arial" w:eastAsia="Arial" w:hAnsi="Arial" w:cs="Arial"/>
+                                <w:color w:val="000000"/>
+                                <w:sz w:val="40"/>
+                                <w:szCs w:val="40"/>
+                              </w:rPr>
+                              <w:t>}</w:t>
                             </w:r>
                           </w:p>
                         </w:txbxContent>
@@ -2072,12 +2419,142 @@
           <w:lang w:val="en-US"/>
         </w:rPr>
       </w:pPr>
+      <w:proofErr w:type="spellStart"/>
       <w:r>
         <w:rPr>
           <w:color w:val="000000"/>
           <w:lang w:val="en-US"/>
         </w:rPr>
-        <w:t>Firmado por {{ cliente_contacto }} el {{ fecha }} (Being duly authorize to sign on behalf of the customer)</w:t>
+        <w:t>Firmado</w:t>
+      </w:r>
+      <w:proofErr w:type="spellEnd"/>
+      <w:r>
+        <w:rPr>
+          <w:color w:val="000000"/>
+          <w:lang w:val="en-US"/>
+        </w:rPr>
+        <w:t xml:space="preserve"> </w:t>
+      </w:r>
+      <w:proofErr w:type="spellStart"/>
+      <w:r>
+        <w:rPr>
+          <w:color w:val="000000"/>
+          <w:lang w:val="en-US"/>
+        </w:rPr>
+        <w:t>por</w:t>
+      </w:r>
+      <w:proofErr w:type="spellEnd"/>
+      <w:r>
+        <w:rPr>
+          <w:color w:val="000000"/>
+          <w:lang w:val="en-US"/>
+        </w:rPr>
+        <w:t xml:space="preserve"> </w:t>
+      </w:r>
+      <w:proofErr w:type="gramStart"/>
+      <w:r>
+        <w:rPr>
+          <w:color w:val="000000"/>
+          <w:lang w:val="en-US"/>
+        </w:rPr>
+        <w:t xml:space="preserve">{{ </w:t>
+      </w:r>
+      <w:proofErr w:type="spellStart"/>
+      <w:r>
+        <w:rPr>
+          <w:color w:val="000000"/>
+          <w:lang w:val="en-US"/>
+        </w:rPr>
+        <w:t>cliente</w:t>
+      </w:r>
+      <w:proofErr w:type="gramEnd"/>
+      <w:r>
+        <w:rPr>
+          <w:color w:val="000000"/>
+          <w:lang w:val="en-US"/>
+        </w:rPr>
+        <w:t>_</w:t>
+      </w:r>
+      <w:proofErr w:type="gramStart"/>
+      <w:r>
+        <w:rPr>
+          <w:color w:val="000000"/>
+          <w:lang w:val="en-US"/>
+        </w:rPr>
+        <w:t>contacto</w:t>
+      </w:r>
+      <w:proofErr w:type="spellEnd"/>
+      <w:r>
+        <w:rPr>
+          <w:color w:val="000000"/>
+          <w:lang w:val="en-US"/>
+        </w:rPr>
+        <w:t xml:space="preserve"> }</w:t>
+      </w:r>
+      <w:proofErr w:type="gramEnd"/>
+      <w:r>
+        <w:rPr>
+          <w:color w:val="000000"/>
+          <w:lang w:val="en-US"/>
+        </w:rPr>
+        <w:t xml:space="preserve">} </w:t>
+      </w:r>
+      <w:proofErr w:type="spellStart"/>
+      <w:r>
+        <w:rPr>
+          <w:color w:val="000000"/>
+          <w:lang w:val="en-US"/>
+        </w:rPr>
+        <w:t>el</w:t>
+      </w:r>
+      <w:proofErr w:type="spellEnd"/>
+      <w:r>
+        <w:rPr>
+          <w:color w:val="000000"/>
+          <w:lang w:val="en-US"/>
+        </w:rPr>
+        <w:t xml:space="preserve"> </w:t>
+      </w:r>
+      <w:proofErr w:type="gramStart"/>
+      <w:r>
+        <w:rPr>
+          <w:color w:val="000000"/>
+          <w:lang w:val="en-US"/>
+        </w:rPr>
+        <w:t xml:space="preserve">{{ </w:t>
+      </w:r>
+      <w:proofErr w:type="spellStart"/>
+      <w:r>
+        <w:rPr>
+          <w:color w:val="000000"/>
+          <w:lang w:val="en-US"/>
+        </w:rPr>
+        <w:t>fecha</w:t>
+      </w:r>
+      <w:proofErr w:type="spellEnd"/>
+      <w:proofErr w:type="gramEnd"/>
+      <w:r>
+        <w:rPr>
+          <w:color w:val="000000"/>
+          <w:lang w:val="en-US"/>
+        </w:rPr>
+        <w:t xml:space="preserve"> }} (Being duly </w:t>
+      </w:r>
+      <w:proofErr w:type="gramStart"/>
+      <w:r>
+        <w:rPr>
+          <w:color w:val="000000"/>
+          <w:lang w:val="en-US"/>
+        </w:rPr>
+        <w:t>authorize</w:t>
+      </w:r>
+      <w:proofErr w:type="gramEnd"/>
+      <w:r>
+        <w:rPr>
+          <w:color w:val="000000"/>
+          <w:lang w:val="en-US"/>
+        </w:rPr>
+        <w:t xml:space="preserve"> to sign on behalf of the customer)</w:t>
       </w:r>
     </w:p>
     <w:p>
@@ -2153,8 +2630,18 @@
         <w:ind w:firstLine="152"/>
       </w:pPr>
       <w:r>
-        <w:t>Atlas Copco S.p.A</w:t>
-      </w:r>
+        <w:t xml:space="preserve">Atlas Copco </w:t>
+      </w:r>
+      <w:proofErr w:type="spellStart"/>
+      <w:r>
+        <w:t>S.</w:t>
+      </w:r>
+      <w:proofErr w:type="gramStart"/>
+      <w:r>
+        <w:t>p.A</w:t>
+      </w:r>
+      <w:proofErr w:type="spellEnd"/>
+      <w:proofErr w:type="gramEnd"/>
       <w:r>
         <w:rPr>
           <w:noProof/>
@@ -2297,14 +2784,41 @@
         </w:rPr>
         <w:t xml:space="preserve">Firmado por </w:t>
       </w:r>
-      <w:r>
-        <w:t>{{ tecnico_1 }}</w:t>
-      </w:r>
-      <w:r>
-        <w:rPr>
-          <w:color w:val="000000"/>
-        </w:rPr>
-        <w:t xml:space="preserve"> el {{ fecha }}</w:t>
+      <w:proofErr w:type="gramStart"/>
+      <w:r>
+        <w:t>{{ tecnico</w:t>
+      </w:r>
+      <w:proofErr w:type="gramEnd"/>
+      <w:r>
+        <w:t>_</w:t>
+      </w:r>
+      <w:proofErr w:type="gramStart"/>
+      <w:r>
+        <w:t>1 }</w:t>
+      </w:r>
+      <w:proofErr w:type="gramEnd"/>
+      <w:r>
+        <w:t>}</w:t>
+      </w:r>
+      <w:r>
+        <w:rPr>
+          <w:color w:val="000000"/>
+        </w:rPr>
+        <w:t xml:space="preserve"> el </w:t>
+      </w:r>
+      <w:proofErr w:type="gramStart"/>
+      <w:r>
+        <w:rPr>
+          <w:color w:val="000000"/>
+        </w:rPr>
+        <w:t>{{ fecha</w:t>
+      </w:r>
+      <w:proofErr w:type="gramEnd"/>
+      <w:r>
+        <w:rPr>
+          <w:color w:val="000000"/>
+        </w:rPr>
+        <w:t xml:space="preserve"> }}</w:t>
       </w:r>
     </w:p>
     <w:p>
